--- a/docs/resume/Fung, Weng Fei - Resume - Central Grader or Tutor - Transitional v1.1.docx
+++ b/docs/resume/Fung, Weng Fei - Resume - Central Grader or Tutor - Transitional v1.1.docx
@@ -2936,7 +2936,7 @@
                         <w:sz w:val="21"/>
                         <w:szCs w:val="21"/>
                       </w:rPr>
-                      <w:t>https://www.exrx.net/People/Staff</w:t>
+                      <w:t>https://web.archive.org/web/20240508144100/https://exrx.net/People/Staff</w:t>
                     </w:r>
                   </w:hyperlink>
                 </w:p>
